--- a/assets/docx/job-38_cover.docx
+++ b/assets/docx/job-38_cover.docx
@@ -64,42 +64,37 @@
     <w:p/>
     <w:p>
       <w:r>
-        <w:t>The work you describe for this team is hands-on technical aptitude;</w:t>
+        <w:t>The work you describe for this team is hands-on technical aptitude. That is close to work</w:t>
       </w:r>
     </w:p>
     <w:p>
       <w:r>
-        <w:t>prototyping/maintenance; safety; public-floor support. That is close to work I have</w:t>
+        <w:t>I have actually done: keeping instruments calibrated and sorting out the simple faults</w:t>
       </w:r>
     </w:p>
     <w:p>
       <w:r>
-        <w:t>actually done: keeping instruments calibrated and sorting out the simple faults before</w:t>
+        <w:t>before they cost a run, QC checks and GLP documentation, including flagging anything out</w:t>
       </w:r>
     </w:p>
     <w:p>
       <w:r>
-        <w:t>they cost a run, QC checks and GLP documentation, including flagging anything out of</w:t>
+        <w:t>of specification. I am comfortable being the person who keeps a bench tidy, a record</w:t>
       </w:r>
     </w:p>
     <w:p>
       <w:r>
-        <w:t>specification. I am comfortable being the person who keeps a bench tidy, a record complete</w:t>
+        <w:t>complete and a schedule kept. The last decade of running property operations on contract</w:t>
       </w:r>
     </w:p>
     <w:p>
       <w:r>
-        <w:t>and a schedule kept. The last decade of running property operations on contract sharpened</w:t>
+        <w:t>sharpened exactly that: inventory, vendor scheduling, compliance paperwork and receipts</w:t>
       </w:r>
     </w:p>
     <w:p>
       <w:r>
-        <w:t>exactly that: inventory, vendor scheduling, compliance paperwork and receipts that</w:t>
-      </w:r>
-    </w:p>
-    <w:p>
-      <w:r>
-        <w:t>reconcile.</w:t>
+        <w:t>that reconcile.</w:t>
       </w:r>
     </w:p>
     <w:p/>
@@ -503,10 +498,6 @@
     <w:name w:val="Normal"/>
     <w:qFormat/>
     <w:rsid w:val="00FC693F"/>
-    <w:rPr>
-      <w:rFonts w:ascii="Calibri" w:hAnsi="Calibri"/>
-      <w:sz w:val="21"/>
-    </w:rPr>
   </w:style>
   <w:style w:type="paragraph" w:styleId="Header">
     <w:name w:val="header"/>
